--- a/doc/ready/Biznes_reja_Microgreen_Uzbekistan.docx
+++ b/doc/ready/Biznes_reja_Microgreen_Uzbekistan.docx
@@ -2629,7 +2629,7 @@
                 <w:b/>
                 <w:bCs/>
               </w:rPr>
-              <w:t>ARPU (oy)</w:t>
+              <w:t>ARPU restoran (oy)</w:t>
             </w:r>
           </w:p>
         </w:tc>
@@ -2644,7 +2644,7 @@
                 <w:rFonts w:ascii="Times New Roman" w:hAnsi="Times New Roman"/>
                 <w:sz w:val="20"/>
               </w:rPr>
-              <w:t>2 500 000 so'm (restoran)  500 000 (oila)</w:t>
+              <w:t>1 000 000 so'm</w:t>
             </w:r>
           </w:p>
         </w:tc>
@@ -2665,7 +2665,7 @@
                 <w:i/>
                 <w:iCs/>
               </w:rPr>
-              <w:t>Tariflar varag'idagi obuna narxlari</w:t>
+              <w:t>chek 200 000 × oyiga 5 yetkazish</w:t>
             </w:r>
             <w:r>
               <w:rPr>
@@ -2703,7 +2703,7 @@
                 <w:b/>
                 <w:bCs/>
               </w:rPr>
-              <w:t>CAC</w:t>
+              <w:t>ARPU oila (obuna)</w:t>
             </w:r>
           </w:p>
         </w:tc>
@@ -2718,7 +2718,7 @@
                 <w:rFonts w:ascii="Times New Roman" w:hAnsi="Times New Roman"/>
                 <w:sz w:val="20"/>
               </w:rPr>
-              <w:t>~466 667 so'm</w:t>
+              <w:t>500 000 so'm</w:t>
             </w:r>
           </w:p>
         </w:tc>
@@ -2739,7 +2739,7 @@
                 <w:i/>
                 <w:iCs/>
               </w:rPr>
-              <w:t>(Marketing + direktor ish haqining 40%) / yangi mijozlar</w:t>
+              <w:t>oylik obuna paketi</w:t>
             </w:r>
             <w:r>
               <w:rPr>
@@ -2777,7 +2777,7 @@
                 <w:b/>
                 <w:bCs/>
               </w:rPr>
-              <w:t>LTV</w:t>
+              <w:t>Chakana — o'rtacha chek</w:t>
             </w:r>
           </w:p>
         </w:tc>
@@ -2792,7 +2792,7 @@
                 <w:rFonts w:ascii="Times New Roman" w:hAnsi="Times New Roman"/>
                 <w:sz w:val="20"/>
               </w:rPr>
-              <w:t>16 638 886 so'm</w:t>
+              <w:t>100 000 so'm</w:t>
             </w:r>
           </w:p>
         </w:tc>
@@ -2813,7 +2813,7 @@
                 <w:i/>
                 <w:iCs/>
               </w:rPr>
-              <w:t>ARPU × brutto marja × min(1/churn, 24 oy)</w:t>
+              <w:t>donalab xarid, oborotning eng katta qismi</w:t>
             </w:r>
             <w:r>
               <w:rPr>
@@ -2851,7 +2851,7 @@
                 <w:b/>
                 <w:bCs/>
               </w:rPr>
-              <w:t>LTV/CAC</w:t>
+              <w:t>CAC</w:t>
             </w:r>
           </w:p>
         </w:tc>
@@ -2866,7 +2866,7 @@
                 <w:rFonts w:ascii="Times New Roman" w:hAnsi="Times New Roman"/>
                 <w:sz w:val="20"/>
               </w:rPr>
-              <w:t>36x</w:t>
+              <w:t>~1 500 000 so'm</w:t>
             </w:r>
           </w:p>
         </w:tc>
@@ -2887,7 +2887,7 @@
                 <w:i/>
                 <w:iCs/>
               </w:rPr>
-              <w:t>(LTV / CAC)</w:t>
+              <w:t>(Marketing + direktor ish haqining 40%) / yangi mijozlar</w:t>
             </w:r>
             <w:r>
               <w:rPr>
@@ -2925,7 +2925,7 @@
                 <w:b/>
                 <w:bCs/>
               </w:rPr>
-              <w:t>Payback (oy)</w:t>
+              <w:t>LTV</w:t>
             </w:r>
           </w:p>
         </w:tc>
@@ -2940,7 +2940,7 @@
                 <w:rFonts w:ascii="Times New Roman" w:hAnsi="Times New Roman"/>
                 <w:sz w:val="20"/>
               </w:rPr>
-              <w:t>0.7 oy</w:t>
+              <w:t>24 306 323 so'm</w:t>
             </w:r>
           </w:p>
         </w:tc>
@@ -2961,7 +2961,7 @@
                 <w:i/>
                 <w:iCs/>
               </w:rPr>
-              <w:t>(CAC / (ARPU × brutto marja))</w:t>
+              <w:t>ARPU × brutto marja × min(1/churn, 24 oy)</w:t>
             </w:r>
             <w:r>
               <w:rPr>
@@ -2999,7 +2999,7 @@
                 <w:b/>
                 <w:bCs/>
               </w:rPr>
-              <w:t>Churn (oy)</w:t>
+              <w:t>LTV/CAC</w:t>
             </w:r>
           </w:p>
         </w:tc>
@@ -3014,7 +3014,7 @@
                 <w:rFonts w:ascii="Times New Roman" w:hAnsi="Times New Roman"/>
                 <w:sz w:val="20"/>
               </w:rPr>
-              <w:t>2.5%</w:t>
+              <w:t>16x</w:t>
             </w:r>
           </w:p>
         </w:tc>
@@ -3035,7 +3035,7 @@
                 <w:i/>
                 <w:iCs/>
               </w:rPr>
-              <w:t>(Yo'qotilgan mijozlar / umumiy mijozlar)</w:t>
+              <w:t>(LTV / CAC)</w:t>
             </w:r>
             <w:r>
               <w:rPr>
@@ -3073,7 +3073,7 @@
                 <w:b/>
                 <w:bCs/>
               </w:rPr>
-              <w:t>Brutto marja</w:t>
+              <w:t>Payback (oy)</w:t>
             </w:r>
           </w:p>
         </w:tc>
@@ -3088,7 +3088,7 @@
                 <w:rFonts w:ascii="Times New Roman" w:hAnsi="Times New Roman"/>
                 <w:sz w:val="20"/>
               </w:rPr>
-              <w:t>68%</w:t>
+              <w:t>1.5 oy</w:t>
             </w:r>
           </w:p>
         </w:tc>
@@ -3109,7 +3109,7 @@
                 <w:i/>
                 <w:iCs/>
               </w:rPr>
-              <w:t>Obuna 70%, qulupnay 55% — aralash</w:t>
+              <w:t>(CAC / (ARPU × brutto marja))</w:t>
             </w:r>
             <w:r>
               <w:rPr>
@@ -5385,7 +5385,7 @@
                 <w:sz w:val="20"/>
                 <w:szCs w:val="20"/>
               </w:rPr>
-              <w:t>24</w:t>
+              <w:t>30</w:t>
             </w:r>
           </w:p>
         </w:tc>
@@ -5417,7 +5417,7 @@
                 <w:sz w:val="20"/>
                 <w:szCs w:val="20"/>
               </w:rPr>
-              <w:t>35</w:t>
+              <w:t>38</w:t>
             </w:r>
           </w:p>
         </w:tc>
@@ -5449,7 +5449,7 @@
                 <w:sz w:val="20"/>
                 <w:szCs w:val="20"/>
               </w:rPr>
-              <w:t>49</w:t>
+              <w:t>47</w:t>
             </w:r>
           </w:p>
         </w:tc>
@@ -5481,7 +5481,7 @@
                 <w:sz w:val="20"/>
                 <w:szCs w:val="20"/>
               </w:rPr>
-              <w:t>65</w:t>
+              <w:t>56</w:t>
             </w:r>
           </w:p>
         </w:tc>
@@ -5540,7 +5540,7 @@
                 <w:sz w:val="20"/>
                 <w:szCs w:val="20"/>
               </w:rPr>
-              <w:t>4</w:t>
+              <w:t>3</w:t>
             </w:r>
           </w:p>
         </w:tc>
@@ -5567,7 +5567,7 @@
                 <w:sz w:val="20"/>
                 <w:szCs w:val="20"/>
               </w:rPr>
-              <w:t>11</w:t>
+              <w:t>8</w:t>
             </w:r>
           </w:p>
         </w:tc>
@@ -5594,7 +5594,7 @@
                 <w:sz w:val="20"/>
                 <w:szCs w:val="20"/>
               </w:rPr>
-              <w:t>14</w:t>
+              <w:t>9</w:t>
             </w:r>
           </w:p>
         </w:tc>
@@ -5621,7 +5621,7 @@
                 <w:sz w:val="20"/>
                 <w:szCs w:val="20"/>
               </w:rPr>
-              <w:t>16</w:t>
+              <w:t>9</w:t>
             </w:r>
           </w:p>
         </w:tc>
@@ -5829,7 +5829,7 @@
                 <w:sz w:val="20"/>
                 <w:szCs w:val="20"/>
               </w:rPr>
-              <w:t>6</w:t>
+              <w:t>13</w:t>
             </w:r>
           </w:p>
         </w:tc>
@@ -5861,7 +5861,7 @@
                 <w:sz w:val="20"/>
                 <w:szCs w:val="20"/>
               </w:rPr>
-              <w:t>9</w:t>
+              <w:t>16</w:t>
             </w:r>
           </w:p>
         </w:tc>
@@ -5893,7 +5893,7 @@
                 <w:sz w:val="20"/>
                 <w:szCs w:val="20"/>
               </w:rPr>
-              <w:t>12</w:t>
+              <w:t>19</w:t>
             </w:r>
           </w:p>
         </w:tc>
@@ -5925,7 +5925,7 @@
                 <w:sz w:val="20"/>
                 <w:szCs w:val="20"/>
               </w:rPr>
-              <w:t>15</w:t>
+              <w:t>22</w:t>
             </w:r>
           </w:p>
         </w:tc>
@@ -5984,7 +5984,7 @@
                 <w:sz w:val="20"/>
                 <w:szCs w:val="20"/>
               </w:rPr>
-              <w:t>18</w:t>
+              <w:t>17</w:t>
             </w:r>
           </w:p>
         </w:tc>
@@ -6011,7 +6011,7 @@
                 <w:sz w:val="20"/>
                 <w:szCs w:val="20"/>
               </w:rPr>
-              <w:t>26</w:t>
+              <w:t>22</w:t>
             </w:r>
           </w:p>
         </w:tc>
@@ -6038,7 +6038,7 @@
                 <w:sz w:val="20"/>
                 <w:szCs w:val="20"/>
               </w:rPr>
-              <w:t>37</w:t>
+              <w:t>28</w:t>
             </w:r>
           </w:p>
         </w:tc>
@@ -6065,7 +6065,7 @@
                 <w:sz w:val="20"/>
                 <w:szCs w:val="20"/>
               </w:rPr>
-              <w:t>50</w:t>
+              <w:t>34</w:t>
             </w:r>
           </w:p>
         </w:tc>
@@ -6124,7 +6124,7 @@
                 <w:sz w:val="20"/>
                 <w:szCs w:val="20"/>
               </w:rPr>
-              <w:t>6</w:t>
+              <w:t>13</w:t>
             </w:r>
           </w:p>
         </w:tc>
@@ -6151,7 +6151,7 @@
                 <w:sz w:val="20"/>
                 <w:szCs w:val="20"/>
               </w:rPr>
-              <w:t>9</w:t>
+              <w:t>16</w:t>
             </w:r>
           </w:p>
         </w:tc>
@@ -6178,7 +6178,7 @@
                 <w:sz w:val="20"/>
                 <w:szCs w:val="20"/>
               </w:rPr>
-              <w:t>12</w:t>
+              <w:t>19</w:t>
             </w:r>
           </w:p>
         </w:tc>
@@ -6205,7 +6205,7 @@
                 <w:sz w:val="20"/>
                 <w:szCs w:val="20"/>
               </w:rPr>
-              <w:t>15</w:t>
+              <w:t>22</w:t>
             </w:r>
           </w:p>
         </w:tc>
@@ -6677,7 +6677,7 @@
                 <w:sz w:val="20"/>
                 <w:szCs w:val="20"/>
               </w:rPr>
-              <w:t>2 500 000</w:t>
+              <w:t>200 000</w:t>
             </w:r>
           </w:p>
         </w:tc>
@@ -6703,7 +6703,7 @@
                 <w:sz w:val="20"/>
                 <w:szCs w:val="20"/>
               </w:rPr>
-              <w:t>2 500 000</w:t>
+              <w:t>200 000</w:t>
             </w:r>
           </w:p>
         </w:tc>
@@ -6729,7 +6729,7 @@
                 <w:sz w:val="20"/>
                 <w:szCs w:val="20"/>
               </w:rPr>
-              <w:t>2 500 000</w:t>
+              <w:t>200 000</w:t>
             </w:r>
           </w:p>
         </w:tc>
@@ -6755,7 +6755,7 @@
                 <w:sz w:val="20"/>
                 <w:szCs w:val="20"/>
               </w:rPr>
-              <w:t>2 500 000</w:t>
+              <w:t>200 000</w:t>
             </w:r>
           </w:p>
         </w:tc>
@@ -7160,7 +7160,7 @@
                 <w:sz w:val="20"/>
                 <w:szCs w:val="20"/>
               </w:rPr>
-              <w:t>24.0</w:t>
+              <w:t>43.5</w:t>
             </w:r>
           </w:p>
         </w:tc>
@@ -7186,7 +7186,7 @@
                 <w:sz w:val="20"/>
                 <w:szCs w:val="20"/>
               </w:rPr>
-              <w:t>35.5</w:t>
+              <w:t>53.0</w:t>
             </w:r>
           </w:p>
         </w:tc>
@@ -7212,7 +7212,7 @@
                 <w:sz w:val="20"/>
                 <w:szCs w:val="20"/>
               </w:rPr>
-              <w:t>48.5</w:t>
+              <w:t>63.5</w:t>
             </w:r>
           </w:p>
         </w:tc>
@@ -7238,7 +7238,7 @@
                 <w:sz w:val="20"/>
                 <w:szCs w:val="20"/>
               </w:rPr>
-              <w:t>62.5</w:t>
+              <w:t>74.0</w:t>
             </w:r>
           </w:p>
         </w:tc>
@@ -7547,7 +7547,7 @@
                 <w:sz w:val="20"/>
                 <w:szCs w:val="20"/>
               </w:rPr>
-              <w:t>3.0</w:t>
+              <w:t>6.0</w:t>
             </w:r>
           </w:p>
         </w:tc>
@@ -7572,7 +7572,7 @@
                 <w:sz w:val="20"/>
                 <w:szCs w:val="20"/>
               </w:rPr>
-              <w:t>8.0</w:t>
+              <w:t>10.0</w:t>
             </w:r>
           </w:p>
         </w:tc>
@@ -7597,7 +7597,7 @@
                 <w:sz w:val="20"/>
                 <w:szCs w:val="20"/>
               </w:rPr>
-              <w:t>8.0</w:t>
+              <w:t>10.0</w:t>
             </w:r>
           </w:p>
         </w:tc>
@@ -7622,7 +7622,7 @@
                 <w:sz w:val="20"/>
                 <w:szCs w:val="20"/>
               </w:rPr>
-              <w:t>8.0</w:t>
+              <w:t>10.0</w:t>
             </w:r>
           </w:p>
         </w:tc>
@@ -7680,7 +7680,7 @@
                 <w:sz w:val="20"/>
                 <w:szCs w:val="20"/>
               </w:rPr>
-              <w:t>1.0</w:t>
+              <w:t>2.0</w:t>
             </w:r>
           </w:p>
         </w:tc>
@@ -7705,7 +7705,7 @@
                 <w:sz w:val="20"/>
                 <w:szCs w:val="20"/>
               </w:rPr>
-              <w:t>1.0</w:t>
+              <w:t>2.0</w:t>
             </w:r>
           </w:p>
         </w:tc>
@@ -7730,7 +7730,7 @@
                 <w:sz w:val="20"/>
                 <w:szCs w:val="20"/>
               </w:rPr>
-              <w:t>1.8</w:t>
+              <w:t>3.0</w:t>
             </w:r>
           </w:p>
         </w:tc>
@@ -7755,7 +7755,7 @@
                 <w:sz w:val="20"/>
                 <w:szCs w:val="20"/>
               </w:rPr>
-              <w:t>1.8</w:t>
+              <w:t>3.0</w:t>
             </w:r>
           </w:p>
         </w:tc>
@@ -7825,7 +7825,7 @@
                 <w:sz w:val="20"/>
                 <w:szCs w:val="20"/>
               </w:rPr>
-              <w:t>1.0</w:t>
+              <w:t>2.0</w:t>
             </w:r>
           </w:p>
         </w:tc>
@@ -7851,7 +7851,7 @@
                 <w:sz w:val="20"/>
                 <w:szCs w:val="20"/>
               </w:rPr>
-              <w:t>1.0</w:t>
+              <w:t>2.0</w:t>
             </w:r>
           </w:p>
         </w:tc>
@@ -7877,7 +7877,7 @@
                 <w:sz w:val="20"/>
                 <w:szCs w:val="20"/>
               </w:rPr>
-              <w:t>1.0</w:t>
+              <w:t>2.0</w:t>
             </w:r>
           </w:p>
         </w:tc>
@@ -8197,7 +8197,7 @@
                 <w:sz w:val="20"/>
                 <w:szCs w:val="20"/>
               </w:rPr>
-              <w:t>1.5</w:t>
+              <w:t>3.0</w:t>
             </w:r>
           </w:p>
         </w:tc>
@@ -8223,7 +8223,7 @@
                 <w:sz w:val="20"/>
                 <w:szCs w:val="20"/>
               </w:rPr>
-              <w:t>4.3</w:t>
+              <w:t>6.0</w:t>
             </w:r>
           </w:p>
         </w:tc>
@@ -8249,7 +8249,7 @@
                 <w:sz w:val="20"/>
                 <w:szCs w:val="20"/>
               </w:rPr>
-              <w:t>4.3</w:t>
+              <w:t>6.0</w:t>
             </w:r>
           </w:p>
         </w:tc>
@@ -8275,7 +8275,7 @@
                 <w:sz w:val="20"/>
                 <w:szCs w:val="20"/>
               </w:rPr>
-              <w:t>4.3</w:t>
+              <w:t>6.0</w:t>
             </w:r>
           </w:p>
         </w:tc>
@@ -8333,7 +8333,7 @@
                 <w:sz w:val="20"/>
                 <w:szCs w:val="20"/>
               </w:rPr>
-              <w:t>0.8</w:t>
+              <w:t>2.0</w:t>
             </w:r>
           </w:p>
         </w:tc>
@@ -8359,7 +8359,7 @@
                 <w:sz w:val="20"/>
                 <w:szCs w:val="20"/>
               </w:rPr>
-              <w:t>2.5</w:t>
+              <w:t>3.5</w:t>
             </w:r>
           </w:p>
         </w:tc>
@@ -8385,7 +8385,7 @@
                 <w:sz w:val="20"/>
                 <w:szCs w:val="20"/>
               </w:rPr>
-              <w:t>2.5</w:t>
+              <w:t>3.5</w:t>
             </w:r>
           </w:p>
         </w:tc>
@@ -8411,7 +8411,7 @@
                 <w:sz w:val="20"/>
                 <w:szCs w:val="20"/>
               </w:rPr>
-              <w:t>2.5</w:t>
+              <w:t>3.5</w:t>
             </w:r>
           </w:p>
         </w:tc>
@@ -8469,7 +8469,7 @@
                 <w:sz w:val="20"/>
                 <w:szCs w:val="20"/>
               </w:rPr>
-              <w:t>1.0</w:t>
+              <w:t>1.7</w:t>
             </w:r>
           </w:p>
         </w:tc>
@@ -8495,7 +8495,7 @@
                 <w:sz w:val="20"/>
                 <w:szCs w:val="20"/>
               </w:rPr>
-              <w:t>2.2</w:t>
+              <w:t>2.9</w:t>
             </w:r>
           </w:p>
         </w:tc>
@@ -8521,7 +8521,7 @@
                 <w:sz w:val="20"/>
                 <w:szCs w:val="20"/>
               </w:rPr>
-              <w:t>2.9</w:t>
+              <w:t>3.5</w:t>
             </w:r>
           </w:p>
         </w:tc>
@@ -8547,7 +8547,7 @@
                 <w:sz w:val="20"/>
                 <w:szCs w:val="20"/>
               </w:rPr>
-              <w:t>3.5</w:t>
+              <w:t>4.0</w:t>
             </w:r>
           </w:p>
         </w:tc>
@@ -8619,7 +8619,7 @@
                 <w:sz w:val="20"/>
                 <w:szCs w:val="20"/>
               </w:rPr>
-              <w:t>15.1</w:t>
+              <w:t>29.1</w:t>
             </w:r>
           </w:p>
         </w:tc>
@@ -8651,7 +8651,7 @@
                 <w:sz w:val="20"/>
                 <w:szCs w:val="20"/>
               </w:rPr>
-              <w:t>28.9</w:t>
+              <w:t>41.5</w:t>
             </w:r>
           </w:p>
         </w:tc>
@@ -8683,7 +8683,7 @@
                 <w:sz w:val="20"/>
                 <w:szCs w:val="20"/>
               </w:rPr>
-              <w:t>44.4</w:t>
+              <w:t>55.6</w:t>
             </w:r>
           </w:p>
         </w:tc>
@@ -8715,7 +8715,7 @@
                 <w:sz w:val="20"/>
                 <w:szCs w:val="20"/>
               </w:rPr>
-              <w:t>54.0</w:t>
+              <w:t>63.0</w:t>
             </w:r>
           </w:p>
         </w:tc>
@@ -8787,7 +8787,7 @@
                 <w:sz w:val="20"/>
                 <w:szCs w:val="20"/>
               </w:rPr>
-              <w:t>6.8</w:t>
+              <w:t>12.6</w:t>
             </w:r>
           </w:p>
         </w:tc>
@@ -8819,7 +8819,7 @@
                 <w:sz w:val="20"/>
                 <w:szCs w:val="20"/>
               </w:rPr>
-              <w:t>10.8</w:t>
+              <w:t>15.2</w:t>
             </w:r>
           </w:p>
         </w:tc>
@@ -8851,7 +8851,7 @@
                 <w:sz w:val="20"/>
                 <w:szCs w:val="20"/>
               </w:rPr>
-              <w:t>25.5</w:t>
+              <w:t>28.3</w:t>
             </w:r>
           </w:p>
         </w:tc>
@@ -8883,7 +8883,7 @@
                 <w:sz w:val="20"/>
                 <w:szCs w:val="20"/>
               </w:rPr>
-              <w:t>35.1</w:t>
+              <w:t>35.7</w:t>
             </w:r>
           </w:p>
         </w:tc>
@@ -8955,7 +8955,7 @@
                 <w:sz w:val="20"/>
                 <w:szCs w:val="20"/>
               </w:rPr>
-              <w:t>5.9</w:t>
+              <w:t>10.9</w:t>
             </w:r>
           </w:p>
         </w:tc>
@@ -8987,7 +8987,7 @@
                 <w:sz w:val="20"/>
                 <w:szCs w:val="20"/>
               </w:rPr>
-              <w:t>5.5</w:t>
+              <w:t>9.2</w:t>
             </w:r>
           </w:p>
         </w:tc>
@@ -9019,7 +9019,7 @@
                 <w:sz w:val="20"/>
                 <w:szCs w:val="20"/>
               </w:rPr>
-              <w:t>19.3</w:t>
+              <w:t>21.5</w:t>
             </w:r>
           </w:p>
         </w:tc>
@@ -9051,7 +9051,7 @@
                 <w:sz w:val="20"/>
                 <w:szCs w:val="20"/>
               </w:rPr>
-              <w:t>28.3</w:t>
+              <w:t>28.4</w:t>
             </w:r>
           </w:p>
         </w:tc>
@@ -9123,7 +9123,7 @@
                 <w:sz w:val="20"/>
                 <w:szCs w:val="20"/>
               </w:rPr>
-              <w:t>239</w:t>
+              <w:t>272</w:t>
             </w:r>
           </w:p>
         </w:tc>
@@ -9155,7 +9155,7 @@
                 <w:sz w:val="20"/>
                 <w:szCs w:val="20"/>
               </w:rPr>
-              <w:t>312</w:t>
+              <w:t>372</w:t>
             </w:r>
           </w:p>
         </w:tc>
@@ -9187,7 +9187,7 @@
                 <w:sz w:val="20"/>
                 <w:szCs w:val="20"/>
               </w:rPr>
-              <w:t>453</w:t>
+              <w:t>534</w:t>
             </w:r>
           </w:p>
         </w:tc>
@@ -9219,7 +9219,7 @@
                 <w:sz w:val="20"/>
                 <w:szCs w:val="20"/>
               </w:rPr>
-              <w:t>633</w:t>
+              <w:t>726</w:t>
             </w:r>
           </w:p>
         </w:tc>

--- a/doc/ready/Biznes_reja_Microgreen_Uzbekistan.docx
+++ b/doc/ready/Biznes_reja_Microgreen_Uzbekistan.docx
@@ -2940,7 +2940,7 @@
                 <w:rFonts w:ascii="Times New Roman" w:hAnsi="Times New Roman"/>
                 <w:sz w:val="20"/>
               </w:rPr>
-              <w:t>24 306 323 so'm</w:t>
+              <w:t>21 702 062 so'm</w:t>
             </w:r>
           </w:p>
         </w:tc>
@@ -3014,7 +3014,7 @@
                 <w:rFonts w:ascii="Times New Roman" w:hAnsi="Times New Roman"/>
                 <w:sz w:val="20"/>
               </w:rPr>
-              <w:t>16x</w:t>
+              <w:t>14x</w:t>
             </w:r>
           </w:p>
         </w:tc>
@@ -3088,7 +3088,7 @@
                 <w:rFonts w:ascii="Times New Roman" w:hAnsi="Times New Roman"/>
                 <w:sz w:val="20"/>
               </w:rPr>
-              <w:t>1.5 oy</w:t>
+              <w:t>1.7 oy</w:t>
             </w:r>
           </w:p>
         </w:tc>
@@ -7160,7 +7160,7 @@
                 <w:sz w:val="20"/>
                 <w:szCs w:val="20"/>
               </w:rPr>
-              <w:t>43.5</w:t>
+              <w:t>38.8</w:t>
             </w:r>
           </w:p>
         </w:tc>
@@ -7186,7 +7186,7 @@
                 <w:sz w:val="20"/>
                 <w:szCs w:val="20"/>
               </w:rPr>
-              <w:t>53.0</w:t>
+              <w:t>47.3</w:t>
             </w:r>
           </w:p>
         </w:tc>
@@ -7212,7 +7212,7 @@
                 <w:sz w:val="20"/>
                 <w:szCs w:val="20"/>
               </w:rPr>
-              <w:t>63.5</w:t>
+              <w:t>56.7</w:t>
             </w:r>
           </w:p>
         </w:tc>
@@ -7238,7 +7238,7 @@
                 <w:sz w:val="20"/>
                 <w:szCs w:val="20"/>
               </w:rPr>
-              <w:t>74.0</w:t>
+              <w:t>66.1</w:t>
             </w:r>
           </w:p>
         </w:tc>
@@ -7322,7 +7322,7 @@
                 <w:sz w:val="20"/>
                 <w:szCs w:val="20"/>
               </w:rPr>
-              <w:t>18.6</w:t>
+              <w:t>16.6</w:t>
             </w:r>
           </w:p>
         </w:tc>
@@ -7348,7 +7348,7 @@
                 <w:sz w:val="20"/>
                 <w:szCs w:val="20"/>
               </w:rPr>
-              <w:t>24.8</w:t>
+              <w:t>22.1</w:t>
             </w:r>
           </w:p>
         </w:tc>
@@ -7374,7 +7374,7 @@
                 <w:sz w:val="20"/>
                 <w:szCs w:val="20"/>
               </w:rPr>
-              <w:t>24.8</w:t>
+              <w:t>22.1</w:t>
             </w:r>
           </w:p>
         </w:tc>
@@ -8469,7 +8469,7 @@
                 <w:sz w:val="20"/>
                 <w:szCs w:val="20"/>
               </w:rPr>
-              <w:t>1.7</w:t>
+              <w:t>1.3</w:t>
             </w:r>
           </w:p>
         </w:tc>
@@ -8495,7 +8495,7 @@
                 <w:sz w:val="20"/>
                 <w:szCs w:val="20"/>
               </w:rPr>
-              <w:t>2.9</w:t>
+              <w:t>1.5</w:t>
             </w:r>
           </w:p>
         </w:tc>
@@ -8521,7 +8521,7 @@
                 <w:sz w:val="20"/>
                 <w:szCs w:val="20"/>
               </w:rPr>
-              <w:t>3.5</w:t>
+              <w:t>2.5</w:t>
             </w:r>
           </w:p>
         </w:tc>
@@ -8547,7 +8547,7 @@
                 <w:sz w:val="20"/>
                 <w:szCs w:val="20"/>
               </w:rPr>
-              <w:t>4.0</w:t>
+              <w:t>3.3</w:t>
             </w:r>
           </w:p>
         </w:tc>
@@ -8619,7 +8619,7 @@
                 <w:sz w:val="20"/>
                 <w:szCs w:val="20"/>
               </w:rPr>
-              <w:t>29.1</w:t>
+              <w:t>25.9</w:t>
             </w:r>
           </w:p>
         </w:tc>
@@ -8651,7 +8651,7 @@
                 <w:sz w:val="20"/>
                 <w:szCs w:val="20"/>
               </w:rPr>
-              <w:t>41.5</w:t>
+              <w:t>37.0</w:t>
             </w:r>
           </w:p>
         </w:tc>
@@ -8683,7 +8683,7 @@
                 <w:sz w:val="20"/>
                 <w:szCs w:val="20"/>
               </w:rPr>
-              <w:t>55.6</w:t>
+              <w:t>49.7</w:t>
             </w:r>
           </w:p>
         </w:tc>
@@ -8715,7 +8715,7 @@
                 <w:sz w:val="20"/>
                 <w:szCs w:val="20"/>
               </w:rPr>
-              <w:t>63.0</w:t>
+              <w:t>56.2</w:t>
             </w:r>
           </w:p>
         </w:tc>
@@ -8787,7 +8787,7 @@
                 <w:sz w:val="20"/>
                 <w:szCs w:val="20"/>
               </w:rPr>
-              <w:t>12.6</w:t>
+              <w:t>9.4</w:t>
             </w:r>
           </w:p>
         </w:tc>
@@ -8819,7 +8819,7 @@
                 <w:sz w:val="20"/>
                 <w:szCs w:val="20"/>
               </w:rPr>
-              <w:t>15.2</w:t>
+              <w:t>10.7</w:t>
             </w:r>
           </w:p>
         </w:tc>
@@ -8851,7 +8851,7 @@
                 <w:sz w:val="20"/>
                 <w:szCs w:val="20"/>
               </w:rPr>
-              <w:t>28.3</w:t>
+              <w:t>22.4</w:t>
             </w:r>
           </w:p>
         </w:tc>
@@ -8883,7 +8883,7 @@
                 <w:sz w:val="20"/>
                 <w:szCs w:val="20"/>
               </w:rPr>
-              <w:t>35.7</w:t>
+              <w:t>28.9</w:t>
             </w:r>
           </w:p>
         </w:tc>
@@ -8955,7 +8955,7 @@
                 <w:sz w:val="20"/>
                 <w:szCs w:val="20"/>
               </w:rPr>
-              <w:t>10.9</w:t>
+              <w:t>8.3</w:t>
             </w:r>
           </w:p>
         </w:tc>
@@ -8987,7 +8987,7 @@
                 <w:sz w:val="20"/>
                 <w:szCs w:val="20"/>
               </w:rPr>
-              <w:t>9.2</w:t>
+              <w:t>6.4</w:t>
             </w:r>
           </w:p>
         </w:tc>
@@ -9019,7 +9019,7 @@
                 <w:sz w:val="20"/>
                 <w:szCs w:val="20"/>
               </w:rPr>
-              <w:t>21.5</w:t>
+              <w:t>16.6</w:t>
             </w:r>
           </w:p>
         </w:tc>
@@ -9051,7 +9051,7 @@
                 <w:sz w:val="20"/>
                 <w:szCs w:val="20"/>
               </w:rPr>
-              <w:t>28.4</w:t>
+              <w:t>22.4</w:t>
             </w:r>
           </w:p>
         </w:tc>
@@ -9123,7 +9123,7 @@
                 <w:sz w:val="20"/>
                 <w:szCs w:val="20"/>
               </w:rPr>
-              <w:t>272</w:t>
+              <w:t>227</w:t>
             </w:r>
           </w:p>
         </w:tc>
@@ -9155,7 +9155,7 @@
                 <w:sz w:val="20"/>
                 <w:szCs w:val="20"/>
               </w:rPr>
-              <w:t>372</w:t>
+              <w:t>257</w:t>
             </w:r>
           </w:p>
         </w:tc>
@@ -9187,7 +9187,7 @@
                 <w:sz w:val="20"/>
                 <w:szCs w:val="20"/>
               </w:rPr>
-              <w:t>534</w:t>
+              <w:t>317</w:t>
             </w:r>
           </w:p>
         </w:tc>
@@ -9219,7 +9219,7 @@
                 <w:sz w:val="20"/>
                 <w:szCs w:val="20"/>
               </w:rPr>
-              <w:t>726</w:t>
+              <w:t>395</w:t>
             </w:r>
           </w:p>
         </w:tc>

--- a/doc/ready/Biznes_reja_Microgreen_Uzbekistan.docx
+++ b/doc/ready/Biznes_reja_Microgreen_Uzbekistan.docx
@@ -2644,7 +2644,7 @@
                 <w:rFonts w:ascii="Times New Roman" w:hAnsi="Times New Roman"/>
                 <w:sz w:val="20"/>
               </w:rPr>
-              <w:t>1 000 000 so'm</w:t>
+              <w:t>1 365 000 so'm</w:t>
             </w:r>
           </w:p>
         </w:tc>
@@ -2665,7 +2665,7 @@
                 <w:i/>
                 <w:iCs/>
               </w:rPr>
-              <w:t>chek 200 000 × oyiga 5 yetkazish</w:t>
+              <w:t>chek 455 000 × oyiga 3 yetkazish</w:t>
             </w:r>
             <w:r>
               <w:rPr>
@@ -2718,7 +2718,7 @@
                 <w:rFonts w:ascii="Times New Roman" w:hAnsi="Times New Roman"/>
                 <w:sz w:val="20"/>
               </w:rPr>
-              <w:t>500 000 so'm</w:t>
+              <w:t>360 000 so'm</w:t>
             </w:r>
           </w:p>
         </w:tc>
@@ -2792,7 +2792,7 @@
                 <w:rFonts w:ascii="Times New Roman" w:hAnsi="Times New Roman"/>
                 <w:sz w:val="20"/>
               </w:rPr>
-              <w:t>100 000 so'm</w:t>
+              <w:t>130 000 so'm</w:t>
             </w:r>
           </w:p>
         </w:tc>
@@ -2866,7 +2866,7 @@
                 <w:rFonts w:ascii="Times New Roman" w:hAnsi="Times New Roman"/>
                 <w:sz w:val="20"/>
               </w:rPr>
-              <w:t>~1 500 000 so'm</w:t>
+              <w:t>~3 433 333 so'm</w:t>
             </w:r>
           </w:p>
         </w:tc>
@@ -2940,7 +2940,7 @@
                 <w:rFonts w:ascii="Times New Roman" w:hAnsi="Times New Roman"/>
                 <w:sz w:val="20"/>
               </w:rPr>
-              <w:t>21 702 062 so'm</w:t>
+              <w:t>19 449 823 so'm</w:t>
             </w:r>
           </w:p>
         </w:tc>
@@ -2961,7 +2961,7 @@
                 <w:i/>
                 <w:iCs/>
               </w:rPr>
-              <w:t>ARPU × brutto marja × min(1/churn, 24 oy)</w:t>
+              <w:t>ARPU × brutto marja × min(1/churn, 12 oy)</w:t>
             </w:r>
             <w:r>
               <w:rPr>
@@ -3014,7 +3014,7 @@
                 <w:rFonts w:ascii="Times New Roman" w:hAnsi="Times New Roman"/>
                 <w:sz w:val="20"/>
               </w:rPr>
-              <w:t>14x</w:t>
+              <w:t>6x</w:t>
             </w:r>
           </w:p>
         </w:tc>
@@ -3088,7 +3088,7 @@
                 <w:rFonts w:ascii="Times New Roman" w:hAnsi="Times New Roman"/>
                 <w:sz w:val="20"/>
               </w:rPr>
-              <w:t>1.7 oy</w:t>
+              <w:t>2.1 oy</w:t>
             </w:r>
           </w:p>
         </w:tc>
@@ -6677,7 +6677,7 @@
                 <w:sz w:val="20"/>
                 <w:szCs w:val="20"/>
               </w:rPr>
-              <w:t>200 000</w:t>
+              <w:t>455 000</w:t>
             </w:r>
           </w:p>
         </w:tc>
@@ -6703,7 +6703,7 @@
                 <w:sz w:val="20"/>
                 <w:szCs w:val="20"/>
               </w:rPr>
-              <w:t>200 000</w:t>
+              <w:t>455 000</w:t>
             </w:r>
           </w:p>
         </w:tc>
@@ -6729,7 +6729,7 @@
                 <w:sz w:val="20"/>
                 <w:szCs w:val="20"/>
               </w:rPr>
-              <w:t>200 000</w:t>
+              <w:t>455 000</w:t>
             </w:r>
           </w:p>
         </w:tc>
@@ -6755,7 +6755,7 @@
                 <w:sz w:val="20"/>
                 <w:szCs w:val="20"/>
               </w:rPr>
-              <w:t>200 000</w:t>
+              <w:t>455 000</w:t>
             </w:r>
           </w:p>
         </w:tc>
@@ -6813,7 +6813,7 @@
                 <w:sz w:val="20"/>
                 <w:szCs w:val="20"/>
               </w:rPr>
-              <w:t>500 000</w:t>
+              <w:t>360 000</w:t>
             </w:r>
           </w:p>
         </w:tc>
@@ -6839,7 +6839,7 @@
                 <w:sz w:val="20"/>
                 <w:szCs w:val="20"/>
               </w:rPr>
-              <w:t>500 000</w:t>
+              <w:t>360 000</w:t>
             </w:r>
           </w:p>
         </w:tc>
@@ -6865,7 +6865,7 @@
                 <w:sz w:val="20"/>
                 <w:szCs w:val="20"/>
               </w:rPr>
-              <w:t>500 000</w:t>
+              <w:t>360 000</w:t>
             </w:r>
           </w:p>
         </w:tc>
@@ -6891,7 +6891,7 @@
                 <w:sz w:val="20"/>
                 <w:szCs w:val="20"/>
               </w:rPr>
-              <w:t>500 000</w:t>
+              <w:t>360 000</w:t>
             </w:r>
           </w:p>
         </w:tc>
@@ -7160,7 +7160,7 @@
                 <w:sz w:val="20"/>
                 <w:szCs w:val="20"/>
               </w:rPr>
-              <w:t>38.8</w:t>
+              <w:t>46.8</w:t>
             </w:r>
           </w:p>
         </w:tc>
@@ -7186,7 +7186,7 @@
                 <w:sz w:val="20"/>
                 <w:szCs w:val="20"/>
               </w:rPr>
-              <w:t>47.3</w:t>
+              <w:t>56.8</w:t>
             </w:r>
           </w:p>
         </w:tc>
@@ -7212,7 +7212,7 @@
                 <w:sz w:val="20"/>
                 <w:szCs w:val="20"/>
               </w:rPr>
-              <w:t>56.7</w:t>
+              <w:t>67.6</w:t>
             </w:r>
           </w:p>
         </w:tc>
@@ -7238,7 +7238,7 @@
                 <w:sz w:val="20"/>
                 <w:szCs w:val="20"/>
               </w:rPr>
-              <w:t>66.1</w:t>
+              <w:t>78.4</w:t>
             </w:r>
           </w:p>
         </w:tc>
@@ -7322,7 +7322,7 @@
                 <w:sz w:val="20"/>
                 <w:szCs w:val="20"/>
               </w:rPr>
-              <w:t>16.6</w:t>
+              <w:t>49.0</w:t>
             </w:r>
           </w:p>
         </w:tc>
@@ -7348,7 +7348,7 @@
                 <w:sz w:val="20"/>
                 <w:szCs w:val="20"/>
               </w:rPr>
-              <w:t>22.1</w:t>
+              <w:t>65.3</w:t>
             </w:r>
           </w:p>
         </w:tc>
@@ -7374,7 +7374,7 @@
                 <w:sz w:val="20"/>
                 <w:szCs w:val="20"/>
               </w:rPr>
-              <w:t>22.1</w:t>
+              <w:t>65.3</w:t>
             </w:r>
           </w:p>
         </w:tc>
@@ -7547,7 +7547,7 @@
                 <w:sz w:val="20"/>
                 <w:szCs w:val="20"/>
               </w:rPr>
-              <w:t>6.0</w:t>
+              <w:t>26.0</w:t>
             </w:r>
           </w:p>
         </w:tc>
@@ -7572,7 +7572,7 @@
                 <w:sz w:val="20"/>
                 <w:szCs w:val="20"/>
               </w:rPr>
-              <w:t>10.0</w:t>
+              <w:t>26.0</w:t>
             </w:r>
           </w:p>
         </w:tc>
@@ -7597,7 +7597,7 @@
                 <w:sz w:val="20"/>
                 <w:szCs w:val="20"/>
               </w:rPr>
-              <w:t>10.0</w:t>
+              <w:t>35.0</w:t>
             </w:r>
           </w:p>
         </w:tc>
@@ -7622,7 +7622,7 @@
                 <w:sz w:val="20"/>
                 <w:szCs w:val="20"/>
               </w:rPr>
-              <w:t>10.0</w:t>
+              <w:t>35.0</w:t>
             </w:r>
           </w:p>
         </w:tc>
@@ -7680,7 +7680,7 @@
                 <w:sz w:val="20"/>
                 <w:szCs w:val="20"/>
               </w:rPr>
-              <w:t>2.0</w:t>
+              <w:t>11.2</w:t>
             </w:r>
           </w:p>
         </w:tc>
@@ -7705,7 +7705,7 @@
                 <w:sz w:val="20"/>
                 <w:szCs w:val="20"/>
               </w:rPr>
-              <w:t>2.0</w:t>
+              <w:t>11.2</w:t>
             </w:r>
           </w:p>
         </w:tc>
@@ -7730,7 +7730,7 @@
                 <w:sz w:val="20"/>
                 <w:szCs w:val="20"/>
               </w:rPr>
-              <w:t>3.0</w:t>
+              <w:t>11.2</w:t>
             </w:r>
           </w:p>
         </w:tc>
@@ -7755,7 +7755,7 @@
                 <w:sz w:val="20"/>
                 <w:szCs w:val="20"/>
               </w:rPr>
-              <w:t>3.0</w:t>
+              <w:t>11.2</w:t>
             </w:r>
           </w:p>
         </w:tc>
@@ -7825,7 +7825,7 @@
                 <w:sz w:val="20"/>
                 <w:szCs w:val="20"/>
               </w:rPr>
-              <w:t>2.0</w:t>
+              <w:t>1.5</w:t>
             </w:r>
           </w:p>
         </w:tc>
@@ -7851,7 +7851,7 @@
                 <w:sz w:val="20"/>
                 <w:szCs w:val="20"/>
               </w:rPr>
-              <w:t>2.0</w:t>
+              <w:t>1.5</w:t>
             </w:r>
           </w:p>
         </w:tc>
@@ -7877,7 +7877,7 @@
                 <w:sz w:val="20"/>
                 <w:szCs w:val="20"/>
               </w:rPr>
-              <w:t>2.0</w:t>
+              <w:t>1.5</w:t>
             </w:r>
           </w:p>
         </w:tc>
@@ -8171,7 +8171,7 @@
                 <w:sz w:val="20"/>
                 <w:szCs w:val="20"/>
               </w:rPr>
-              <w:t>Elektr energiya</w:t>
+              <w:t xml:space="preserve">Elektr energiya</w:t>
             </w:r>
           </w:p>
         </w:tc>
@@ -8197,7 +8197,7 @@
                 <w:sz w:val="20"/>
                 <w:szCs w:val="20"/>
               </w:rPr>
-              <w:t>3.0</w:t>
+              <w:t xml:space="preserve">4.3</w:t>
             </w:r>
           </w:p>
         </w:tc>
@@ -8223,7 +8223,7 @@
                 <w:sz w:val="20"/>
                 <w:szCs w:val="20"/>
               </w:rPr>
-              <w:t>6.0</w:t>
+              <w:t xml:space="preserve">4.3</w:t>
             </w:r>
           </w:p>
         </w:tc>
@@ -8249,7 +8249,7 @@
                 <w:sz w:val="20"/>
                 <w:szCs w:val="20"/>
               </w:rPr>
-              <w:t>6.0</w:t>
+              <w:t xml:space="preserve">4.3</w:t>
             </w:r>
           </w:p>
         </w:tc>
@@ -8275,7 +8275,7 @@
                 <w:sz w:val="20"/>
                 <w:szCs w:val="20"/>
               </w:rPr>
-              <w:t>6.0</w:t>
+              <w:t xml:space="preserve">4.3</w:t>
             </w:r>
           </w:p>
         </w:tc>
@@ -8359,7 +8359,7 @@
                 <w:sz w:val="20"/>
                 <w:szCs w:val="20"/>
               </w:rPr>
-              <w:t>3.5</w:t>
+              <w:t>2.0</w:t>
             </w:r>
           </w:p>
         </w:tc>
@@ -8385,7 +8385,7 @@
                 <w:sz w:val="20"/>
                 <w:szCs w:val="20"/>
               </w:rPr>
-              <w:t>3.5</w:t>
+              <w:t>2.0</w:t>
             </w:r>
           </w:p>
         </w:tc>
@@ -8411,7 +8411,7 @@
                 <w:sz w:val="20"/>
                 <w:szCs w:val="20"/>
               </w:rPr>
-              <w:t>3.5</w:t>
+              <w:t>2.0</w:t>
             </w:r>
           </w:p>
         </w:tc>
@@ -8469,7 +8469,7 @@
                 <w:sz w:val="20"/>
                 <w:szCs w:val="20"/>
               </w:rPr>
-              <w:t>1.3</w:t>
+              <w:t>0.0</w:t>
             </w:r>
           </w:p>
         </w:tc>
@@ -8495,7 +8495,7 @@
                 <w:sz w:val="20"/>
                 <w:szCs w:val="20"/>
               </w:rPr>
-              <w:t>1.5</w:t>
+              <w:t>2.5</w:t>
             </w:r>
           </w:p>
         </w:tc>
@@ -8521,7 +8521,7 @@
                 <w:sz w:val="20"/>
                 <w:szCs w:val="20"/>
               </w:rPr>
-              <w:t>2.5</w:t>
+              <w:t>3.4</w:t>
             </w:r>
           </w:p>
         </w:tc>
@@ -8547,7 +8547,7 @@
                 <w:sz w:val="20"/>
                 <w:szCs w:val="20"/>
               </w:rPr>
-              <w:t>3.3</w:t>
+              <w:t>4.3</w:t>
             </w:r>
           </w:p>
         </w:tc>
@@ -8619,7 +8619,7 @@
                 <w:sz w:val="20"/>
                 <w:szCs w:val="20"/>
               </w:rPr>
-              <w:t>25.9</w:t>
+              <w:t>31.3</w:t>
             </w:r>
           </w:p>
         </w:tc>
@@ -8651,7 +8651,7 @@
                 <w:sz w:val="20"/>
                 <w:szCs w:val="20"/>
               </w:rPr>
-              <w:t>37.0</w:t>
+              <w:t>55.2</w:t>
             </w:r>
           </w:p>
         </w:tc>
@@ -8683,7 +8683,7 @@
                 <w:sz w:val="20"/>
                 <w:szCs w:val="20"/>
               </w:rPr>
-              <w:t>49.7</w:t>
+              <w:t>80.7</w:t>
             </w:r>
           </w:p>
         </w:tc>
@@ -8715,7 +8715,7 @@
                 <w:sz w:val="20"/>
                 <w:szCs w:val="20"/>
               </w:rPr>
-              <w:t>56.2</w:t>
+              <w:t>88.2</w:t>
             </w:r>
           </w:p>
         </w:tc>
@@ -8787,7 +8787,7 @@
                 <w:sz w:val="20"/>
                 <w:szCs w:val="20"/>
               </w:rPr>
-              <w:t>9.4</w:t>
+              <w:t>-11.4</w:t>
             </w:r>
           </w:p>
         </w:tc>
@@ -8819,7 +8819,7 @@
                 <w:sz w:val="20"/>
                 <w:szCs w:val="20"/>
               </w:rPr>
-              <w:t>10.7</w:t>
+              <w:t>12.5</w:t>
             </w:r>
           </w:p>
         </w:tc>
@@ -8851,7 +8851,7 @@
                 <w:sz w:val="20"/>
                 <w:szCs w:val="20"/>
               </w:rPr>
-              <w:t>22.4</w:t>
+              <w:t>29.0</w:t>
             </w:r>
           </w:p>
         </w:tc>
@@ -8883,7 +8883,7 @@
                 <w:sz w:val="20"/>
                 <w:szCs w:val="20"/>
               </w:rPr>
-              <w:t>28.9</w:t>
+              <w:t>36.5</w:t>
             </w:r>
           </w:p>
         </w:tc>
@@ -8955,7 +8955,7 @@
                 <w:sz w:val="20"/>
                 <w:szCs w:val="20"/>
               </w:rPr>
-              <w:t>8.3</w:t>
+              <w:t>-11.4</w:t>
             </w:r>
           </w:p>
         </w:tc>
@@ -8987,7 +8987,7 @@
                 <w:sz w:val="20"/>
                 <w:szCs w:val="20"/>
               </w:rPr>
-              <w:t>6.4</w:t>
+              <w:t>7.8</w:t>
             </w:r>
           </w:p>
         </w:tc>
@@ -9019,7 +9019,7 @@
                 <w:sz w:val="20"/>
                 <w:szCs w:val="20"/>
               </w:rPr>
-              <w:t>16.6</w:t>
+              <w:t>22.5</w:t>
             </w:r>
           </w:p>
         </w:tc>
@@ -9051,7 +9051,7 @@
                 <w:sz w:val="20"/>
                 <w:szCs w:val="20"/>
               </w:rPr>
-              <w:t>22.4</w:t>
+              <w:t>29.1</w:t>
             </w:r>
           </w:p>
         </w:tc>
@@ -9123,7 +9123,7 @@
                 <w:sz w:val="20"/>
                 <w:szCs w:val="20"/>
               </w:rPr>
-              <w:t>227</w:t>
+              <w:t>168</w:t>
             </w:r>
           </w:p>
         </w:tc>
@@ -9155,7 +9155,7 @@
                 <w:sz w:val="20"/>
                 <w:szCs w:val="20"/>
               </w:rPr>
-              <w:t>257</w:t>
+              <w:t>202</w:t>
             </w:r>
           </w:p>
         </w:tc>
@@ -9187,7 +9187,7 @@
                 <w:sz w:val="20"/>
                 <w:szCs w:val="20"/>
               </w:rPr>
-              <w:t>317</w:t>
+              <w:t>280</w:t>
             </w:r>
           </w:p>
         </w:tc>
@@ -9219,7 +9219,7 @@
                 <w:sz w:val="20"/>
                 <w:szCs w:val="20"/>
               </w:rPr>
-              <w:t>395</w:t>
+              <w:t>378</w:t>
             </w:r>
           </w:p>
         </w:tc>
